--- a/docs/07-api-flows.docx
+++ b/docs/07-api-flows.docx
@@ -169,13 +169,13 @@
         <w:rPr>
           <w:rStyle w:val="VerbatimChar"/>
         </w:rPr>
-        <w:t xml:space="preserve">{email, password, linkedin?}</w:t>
-      </w:r>
-      <w:r>
-        <w:t xml:space="preserve"> </w:t>
-      </w:r>
-      <w:r>
-        <w:t xml:space="preserve">→</w:t>
+        <w:t xml:space="preserve">{email, password, linkedin}</w:t>
+      </w:r>
+      <w:r>
+        <w:t xml:space="preserve"> </w:t>
+      </w:r>
+      <w:r>
+        <w:t xml:space="preserve">(all required) →</w:t>
       </w:r>
       <w:r>
         <w:t xml:space="preserve"> </w:t>
@@ -202,13 +202,7 @@
         <w:t xml:space="preserve"> </w:t>
       </w:r>
       <w:r>
-        <w:t xml:space="preserve">invalid</w:t>
-      </w:r>
-      <w:r>
-        <w:t xml:space="preserve"> </w:t>
-      </w:r>
-      <w:r>
-        <w:t xml:space="preserve">email / short password;</w:t>
+        <w:t xml:space="preserve">invalid email / short password / missing LinkedIn;</w:t>
       </w:r>
       <w:r>
         <w:t xml:space="preserve"> </w:t>
@@ -223,7 +217,7 @@
         <w:t xml:space="preserve"> </w:t>
       </w:r>
       <w:r>
-        <w:t xml:space="preserve">email exists. (Register / Workflow 1)</w:t>
+        <w:t xml:space="preserve">email exists. (Register / WF 1)</w:t>
       </w:r>
     </w:p>
     <w:p>
@@ -325,6 +319,96 @@
         <w:t xml:space="preserve">if no/invalid token. (Login / WF 2)</w:t>
       </w:r>
     </w:p>
+    <w:p>
+      <w:pPr>
+        <w:pStyle w:val="Compact"/>
+        <w:numPr>
+          <w:ilvl w:val="0"/>
+          <w:numId w:val="1001"/>
+        </w:numPr>
+      </w:pPr>
+      <w:r>
+        <w:rPr>
+          <w:rStyle w:val="VerbatimChar"/>
+        </w:rPr>
+        <w:t xml:space="preserve">PUT /api/auth/profile</w:t>
+      </w:r>
+      <w:r>
+        <w:t xml:space="preserve"> </w:t>
+      </w:r>
+      <w:r>
+        <w:t xml:space="preserve">— auth;</w:t>
+      </w:r>
+      <w:r>
+        <w:t xml:space="preserve"> </w:t>
+      </w:r>
+      <w:r>
+        <w:rPr>
+          <w:rStyle w:val="VerbatimChar"/>
+        </w:rPr>
+        <w:t xml:space="preserve">{linkedin?, password?}</w:t>
+      </w:r>
+      <w:r>
+        <w:t xml:space="preserve"> </w:t>
+      </w:r>
+      <w:r>
+        <w:t xml:space="preserve">updates the caller’s own LinkedIn</w:t>
+      </w:r>
+      <w:r>
+        <w:t xml:space="preserve"> </w:t>
+      </w:r>
+      <w:r>
+        <w:t xml:space="preserve">and/or password →</w:t>
+      </w:r>
+      <w:r>
+        <w:t xml:space="preserve"> </w:t>
+      </w:r>
+      <w:r>
+        <w:rPr>
+          <w:rStyle w:val="VerbatimChar"/>
+        </w:rPr>
+        <w:t xml:space="preserve">{user}</w:t>
+      </w:r>
+      <w:r>
+        <w:t xml:space="preserve">.</w:t>
+      </w:r>
+      <w:r>
+        <w:t xml:space="preserve"> </w:t>
+      </w:r>
+      <w:r>
+        <w:rPr>
+          <w:rStyle w:val="VerbatimChar"/>
+        </w:rPr>
+        <w:t xml:space="preserve">400</w:t>
+      </w:r>
+      <w:r>
+        <w:t xml:space="preserve"> </w:t>
+      </w:r>
+      <w:r>
+        <w:t xml:space="preserve">empty LinkedIn / password &lt; 6 / nothing to update;</w:t>
+      </w:r>
+      <w:r>
+        <w:t xml:space="preserve"> </w:t>
+      </w:r>
+      <w:r>
+        <w:rPr>
+          <w:rStyle w:val="VerbatimChar"/>
+        </w:rPr>
+        <w:t xml:space="preserve">401</w:t>
+      </w:r>
+      <w:r>
+        <w:t xml:space="preserve"> </w:t>
+      </w:r>
+      <w:r>
+        <w:t xml:space="preserve">if</w:t>
+      </w:r>
+      <w:r>
+        <w:t xml:space="preserve"> </w:t>
+      </w:r>
+      <w:r>
+        <w:t xml:space="preserve">not signed in. (Account settings)</w:t>
+      </w:r>
+    </w:p>
     <w:bookmarkEnd w:id="10"/>
     <w:bookmarkStart w:id="11" w:name="global-meta-users"/>
     <w:p>
@@ -527,6 +611,61 @@
         <w:t xml:space="preserve">for the admin account. (Users page)</w:t>
       </w:r>
     </w:p>
+    <w:p>
+      <w:pPr>
+        <w:pStyle w:val="Compact"/>
+        <w:numPr>
+          <w:ilvl w:val="0"/>
+          <w:numId w:val="1002"/>
+        </w:numPr>
+      </w:pPr>
+      <w:r>
+        <w:rPr>
+          <w:rStyle w:val="VerbatimChar"/>
+        </w:rPr>
+        <w:t xml:space="preserve">DELETE /api/admin/users</w:t>
+      </w:r>
+      <w:r>
+        <w:t xml:space="preserve"> </w:t>
+      </w:r>
+      <w:r>
+        <w:t xml:space="preserve">— admin; deletes</w:t>
+      </w:r>
+      <w:r>
+        <w:t xml:space="preserve"> </w:t>
+      </w:r>
+      <w:r>
+        <w:rPr>
+          <w:b/>
+          <w:bCs/>
+        </w:rPr>
+        <w:t xml:space="preserve">all</w:t>
+      </w:r>
+      <w:r>
+        <w:t xml:space="preserve"> </w:t>
+      </w:r>
+      <w:r>
+        <w:t xml:space="preserve">non-admin users and their data, plus any</w:t>
+      </w:r>
+      <w:r>
+        <w:t xml:space="preserve"> </w:t>
+      </w:r>
+      <w:r>
+        <w:t xml:space="preserve">project left with no participants →</w:t>
+      </w:r>
+      <w:r>
+        <w:t xml:space="preserve"> </w:t>
+      </w:r>
+      <w:r>
+        <w:rPr>
+          <w:rStyle w:val="VerbatimChar"/>
+        </w:rPr>
+        <w:t xml:space="preserve">{deleted_users, deleted_projects}</w:t>
+      </w:r>
+      <w:r>
+        <w:t xml:space="preserve">. (Users / Delete all)</w:t>
+      </w:r>
+    </w:p>
     <w:bookmarkEnd w:id="11"/>
     <w:bookmarkStart w:id="18" w:name="hackathons"/>
     <w:p>
@@ -603,13 +742,34 @@
         <w:rPr>
           <w:rStyle w:val="VerbatimChar"/>
         </w:rPr>
-        <w:t xml:space="preserve">{name, details}</w:t>
+        <w:t xml:space="preserve">{name, details, support_info?, schedule?, event_date?, start_time?, end_time?, location?}</w:t>
       </w:r>
       <w:r>
         <w:t xml:space="preserve"> </w:t>
       </w:r>
       <w:r>
         <w:t xml:space="preserve">→ created hackathon.</w:t>
+      </w:r>
+      <w:r>
+        <w:t xml:space="preserve"> </w:t>
+      </w:r>
+      <w:r>
+        <w:rPr>
+          <w:rStyle w:val="VerbatimChar"/>
+        </w:rPr>
+        <w:t xml:space="preserve">event_date</w:t>
+      </w:r>
+      <w:r>
+        <w:t xml:space="preserve"> </w:t>
+      </w:r>
+      <w:r>
+        <w:t xml:space="preserve">(YYYY-MM-DD) gates project</w:t>
+      </w:r>
+      <w:r>
+        <w:t xml:space="preserve"> </w:t>
+      </w:r>
+      <w:r>
+        <w:t xml:space="preserve">submission to that day.</w:t>
       </w:r>
       <w:r>
         <w:t xml:space="preserve"> </w:t>
@@ -669,7 +829,7 @@
         <w:rPr>
           <w:rStyle w:val="VerbatimChar"/>
         </w:rPr>
-        <w:t xml:space="preserve">{hackathon, tracks, sponsors, roles, score_criteria, is_judge, is_admin}</w:t>
+        <w:t xml:space="preserve">{hackathon (incl. support_info, schedule, event_date, start_time, end_time, location), tracks (incl. description), sponsors (incl. description, access_instructions, prizes), judges:[{id,email,linkedin}], roles, score_criteria, is_judge, is_admin}</w:t>
       </w:r>
       <w:r>
         <w:t xml:space="preserve">.</w:t>
@@ -717,7 +877,7 @@
         <w:rPr>
           <w:rStyle w:val="VerbatimChar"/>
         </w:rPr>
-        <w:t xml:space="preserve">{name, details}</w:t>
+        <w:t xml:space="preserve">{name, details, support_info?, schedule?, event_date?, start_time?, end_time?, location?}</w:t>
       </w:r>
       <w:r>
         <w:t xml:space="preserve">. (Admin / WF 1)</w:t>
@@ -870,7 +1030,7 @@
         <w:rPr>
           <w:rStyle w:val="VerbatimChar"/>
         </w:rPr>
-        <w:t xml:space="preserve">{name}</w:t>
+        <w:t xml:space="preserve">{name, description?}</w:t>
       </w:r>
       <w:r>
         <w:t xml:space="preserve">;</w:t>
@@ -888,19 +1048,106 @@
         <w:t xml:space="preserve"> </w:t>
       </w:r>
       <w:r>
-        <w:t xml:space="preserve">empty. Same shape for</w:t>
-      </w:r>
-      <w:r>
-        <w:t xml:space="preserve"> </w:t>
-      </w:r>
-      <w:r>
-        <w:rPr>
-          <w:rStyle w:val="VerbatimChar"/>
-        </w:rPr>
-        <w:t xml:space="preserve">…/sponsors</w:t>
-      </w:r>
-      <w:r>
-        <w:t xml:space="preserve">. (Admin / WF 2–3)</w:t>
+        <w:t xml:space="preserve">empty name. (Admin / WF 2)</w:t>
+      </w:r>
+    </w:p>
+    <w:p>
+      <w:pPr>
+        <w:pStyle w:val="Compact"/>
+        <w:numPr>
+          <w:ilvl w:val="0"/>
+          <w:numId w:val="1004"/>
+        </w:numPr>
+      </w:pPr>
+      <w:r>
+        <w:rPr>
+          <w:rStyle w:val="VerbatimChar"/>
+        </w:rPr>
+        <w:t xml:space="preserve">GET /api/hackathons/:hid/sponsors</w:t>
+      </w:r>
+      <w:r>
+        <w:t xml:space="preserve"> </w:t>
+      </w:r>
+      <w:r>
+        <w:t xml:space="preserve">— auth.</w:t>
+      </w:r>
+      <w:r>
+        <w:t xml:space="preserve"> </w:t>
+      </w:r>
+      <w:r>
+        <w:rPr>
+          <w:rStyle w:val="VerbatimChar"/>
+        </w:rPr>
+        <w:t xml:space="preserve">POST</w:t>
+      </w:r>
+      <w:r>
+        <w:t xml:space="preserve"> </w:t>
+      </w:r>
+      <w:r>
+        <w:t xml:space="preserve">/</w:t>
+      </w:r>
+      <w:r>
+        <w:t xml:space="preserve"> </w:t>
+      </w:r>
+      <w:r>
+        <w:rPr>
+          <w:rStyle w:val="VerbatimChar"/>
+        </w:rPr>
+        <w:t xml:space="preserve">PUT /:id</w:t>
+      </w:r>
+      <w:r>
+        <w:t xml:space="preserve"> </w:t>
+      </w:r>
+      <w:r>
+        <w:t xml:space="preserve">/</w:t>
+      </w:r>
+      <w:r>
+        <w:t xml:space="preserve"> </w:t>
+      </w:r>
+      <w:r>
+        <w:rPr>
+          <w:rStyle w:val="VerbatimChar"/>
+        </w:rPr>
+        <w:t xml:space="preserve">DELETE /:id</w:t>
+      </w:r>
+      <w:r>
+        <w:t xml:space="preserve"> </w:t>
+      </w:r>
+      <w:r>
+        <w:t xml:space="preserve">— admin,</w:t>
+      </w:r>
+      <w:r>
+        <w:t xml:space="preserve"> </w:t>
+      </w:r>
+      <w:r>
+        <w:t xml:space="preserve">body</w:t>
+      </w:r>
+      <w:r>
+        <w:t xml:space="preserve"> </w:t>
+      </w:r>
+      <w:r>
+        <w:rPr>
+          <w:rStyle w:val="VerbatimChar"/>
+        </w:rPr>
+        <w:t xml:space="preserve">{name, description?, access_instructions?, prizes?}</w:t>
+      </w:r>
+      <w:r>
+        <w:t xml:space="preserve">;</w:t>
+      </w:r>
+      <w:r>
+        <w:t xml:space="preserve"> </w:t>
+      </w:r>
+      <w:r>
+        <w:rPr>
+          <w:rStyle w:val="VerbatimChar"/>
+        </w:rPr>
+        <w:t xml:space="preserve">400</w:t>
+      </w:r>
+      <w:r>
+        <w:t xml:space="preserve"> </w:t>
+      </w:r>
+      <w:r>
+        <w:t xml:space="preserve">empty name. (Admin / WF 3)</w:t>
       </w:r>
     </w:p>
     <w:bookmarkEnd w:id="12"/>
@@ -1124,13 +1371,55 @@
         <w:rPr>
           <w:rStyle w:val="VerbatimChar"/>
         </w:rPr>
-        <w:t xml:space="preserve">GET /api/hackathons/:hid/matching/profiles|groups|runs</w:t>
-      </w:r>
-      <w:r>
-        <w:t xml:space="preserve"> </w:t>
-      </w:r>
-      <w:r>
-        <w:t xml:space="preserve">— admin views.</w:t>
+        <w:t xml:space="preserve">GET /api/hackathons/:hid/matching/participants</w:t>
+      </w:r>
+      <w:r>
+        <w:t xml:space="preserve"> </w:t>
+      </w:r>
+      <w:r>
+        <w:t xml:space="preserve">— auth; visible to anyone who has opted in</w:t>
+      </w:r>
+      <w:r>
+        <w:t xml:space="preserve"> </w:t>
+      </w:r>
+      <w:r>
+        <w:t xml:space="preserve">(or admin). Returns every opt-in’s</w:t>
+      </w:r>
+      <w:r>
+        <w:t xml:space="preserve"> </w:t>
+      </w:r>
+      <w:r>
+        <w:rPr>
+          <w:rStyle w:val="VerbatimChar"/>
+        </w:rPr>
+        <w:t xml:space="preserve">{user_id, role, plan_to_build, tracks, sponsors, matched, group_id, email, linkedin}</w:t>
+      </w:r>
+      <w:r>
+        <w:t xml:space="preserve"> </w:t>
+      </w:r>
+      <w:r>
+        <w:t xml:space="preserve">so participants can find teammates.</w:t>
+      </w:r>
+      <w:r>
+        <w:t xml:space="preserve"> </w:t>
+      </w:r>
+      <w:r>
+        <w:rPr>
+          <w:rStyle w:val="VerbatimChar"/>
+        </w:rPr>
+        <w:t xml:space="preserve">403</w:t>
+      </w:r>
+      <w:r>
+        <w:t xml:space="preserve"> </w:t>
+      </w:r>
+      <w:r>
+        <w:t xml:space="preserve">if the caller hasn’t</w:t>
+      </w:r>
+      <w:r>
+        <w:t xml:space="preserve"> </w:t>
+      </w:r>
+      <w:r>
+        <w:t xml:space="preserve">opted in. (Team Matching / participants directory)</w:t>
       </w:r>
     </w:p>
     <w:p>
@@ -1145,6 +1434,27 @@
         <w:rPr>
           <w:rStyle w:val="VerbatimChar"/>
         </w:rPr>
+        <w:t xml:space="preserve">GET /api/hackathons/:hid/matching/profiles|groups|runs</w:t>
+      </w:r>
+      <w:r>
+        <w:t xml:space="preserve"> </w:t>
+      </w:r>
+      <w:r>
+        <w:t xml:space="preserve">— admin views.</w:t>
+      </w:r>
+    </w:p>
+    <w:p>
+      <w:pPr>
+        <w:pStyle w:val="Compact"/>
+        <w:numPr>
+          <w:ilvl w:val="0"/>
+          <w:numId w:val="1006"/>
+        </w:numPr>
+      </w:pPr>
+      <w:r>
+        <w:rPr>
+          <w:rStyle w:val="VerbatimChar"/>
+        </w:rPr>
         <w:t xml:space="preserve">POST /api/hackathons/:hid/matching/run</w:t>
       </w:r>
       <w:r>
@@ -1251,6 +1561,36 @@
         <w:rPr>
           <w:rStyle w:val="VerbatimChar"/>
         </w:rPr>
+        <w:t xml:space="preserve">403</w:t>
+      </w:r>
+      <w:r>
+        <w:t xml:space="preserve"> </w:t>
+      </w:r>
+      <w:r>
+        <w:t xml:space="preserve">the hackathon has an</w:t>
+      </w:r>
+      <w:r>
+        <w:t xml:space="preserve"> </w:t>
+      </w:r>
+      <w:r>
+        <w:rPr>
+          <w:rStyle w:val="VerbatimChar"/>
+        </w:rPr>
+        <w:t xml:space="preserve">event_date</w:t>
+      </w:r>
+      <w:r>
+        <w:t xml:space="preserve"> </w:t>
+      </w:r>
+      <w:r>
+        <w:t xml:space="preserve">set and today (server local date) is not that day;</w:t>
+      </w:r>
+      <w:r>
+        <w:t xml:space="preserve"> </w:t>
+      </w:r>
+      <w:r>
+        <w:rPr>
+          <w:rStyle w:val="VerbatimChar"/>
+        </w:rPr>
         <w:t xml:space="preserve">409</w:t>
       </w:r>
       <w:r>
@@ -1284,7 +1624,130 @@
         <w:t xml:space="preserve"> </w:t>
       </w:r>
       <w:r>
-        <w:t xml:space="preserve">sponsor filter), others see only their own. (Submit / WF 2, Judging / WF 1)</w:t>
+        <w:t xml:space="preserve">sponsor filter), others see only their own. Each project includes</w:t>
+      </w:r>
+      <w:r>
+        <w:t xml:space="preserve"> </w:t>
+      </w:r>
+      <w:r>
+        <w:rPr>
+          <w:rStyle w:val="VerbatimChar"/>
+        </w:rPr>
+        <w:t xml:space="preserve">average_score</w:t>
+      </w:r>
+      <w:r>
+        <w:t xml:space="preserve"> </w:t>
+      </w:r>
+      <w:r>
+        <w:t xml:space="preserve">(avg of all</w:t>
+      </w:r>
+      <w:r>
+        <w:t xml:space="preserve"> </w:t>
+      </w:r>
+      <w:r>
+        <w:t xml:space="preserve">judges’ totals, out of 100, or null),</w:t>
+      </w:r>
+      <w:r>
+        <w:t xml:space="preserve"> </w:t>
+      </w:r>
+      <w:r>
+        <w:rPr>
+          <w:rStyle w:val="VerbatimChar"/>
+        </w:rPr>
+        <w:t xml:space="preserve">judge_count</w:t>
+      </w:r>
+      <w:r>
+        <w:t xml:space="preserve">,</w:t>
+      </w:r>
+      <w:r>
+        <w:t xml:space="preserve"> </w:t>
+      </w:r>
+      <w:r>
+        <w:rPr>
+          <w:rStyle w:val="VerbatimChar"/>
+        </w:rPr>
+        <w:t xml:space="preserve">category_averages</w:t>
+      </w:r>
+      <w:r>
+        <w:t xml:space="preserve"> </w:t>
+      </w:r>
+      <w:r>
+        <w:t xml:space="preserve">(per-category averages</w:t>
+      </w:r>
+      <w:r>
+        <w:t xml:space="preserve"> </w:t>
+      </w:r>
+      <w:r>
+        <w:t xml:space="preserve">for the Results view),</w:t>
+      </w:r>
+      <w:r>
+        <w:t xml:space="preserve"> </w:t>
+      </w:r>
+      <w:r>
+        <w:rPr>
+          <w:rStyle w:val="VerbatimChar"/>
+        </w:rPr>
+        <w:t xml:space="preserve">total_investment</w:t>
+      </w:r>
+      <w:r>
+        <w:t xml:space="preserve"> </w:t>
+      </w:r>
+      <w:r>
+        <w:t xml:space="preserve">(sum of every judge’s investment) +</w:t>
+      </w:r>
+      <w:r>
+        <w:t xml:space="preserve"> </w:t>
+      </w:r>
+      <w:r>
+        <w:rPr>
+          <w:rStyle w:val="VerbatimChar"/>
+        </w:rPr>
+        <w:t xml:space="preserve">investor_count</w:t>
+      </w:r>
+      <w:r>
+        <w:t xml:space="preserve">,</w:t>
+      </w:r>
+      <w:r>
+        <w:t xml:space="preserve"> </w:t>
+      </w:r>
+      <w:r>
+        <w:t xml:space="preserve">and — for judges —</w:t>
+      </w:r>
+      <w:r>
+        <w:t xml:space="preserve"> </w:t>
+      </w:r>
+      <w:r>
+        <w:rPr>
+          <w:rStyle w:val="VerbatimChar"/>
+        </w:rPr>
+        <w:t xml:space="preserve">my_score</w:t>
+      </w:r>
+      <w:r>
+        <w:t xml:space="preserve"> </w:t>
+      </w:r>
+      <w:r>
+        <w:t xml:space="preserve">and</w:t>
+      </w:r>
+      <w:r>
+        <w:t xml:space="preserve"> </w:t>
+      </w:r>
+      <w:r>
+        <w:rPr>
+          <w:rStyle w:val="VerbatimChar"/>
+        </w:rPr>
+        <w:t xml:space="preserve">my_investment</w:t>
+      </w:r>
+      <w:r>
+        <w:t xml:space="preserve"> </w:t>
+      </w:r>
+      <w:r>
+        <w:t xml:space="preserve">(the caller’s own, or null).</w:t>
+      </w:r>
+      <w:r>
+        <w:t xml:space="preserve"> </w:t>
+      </w:r>
+      <w:r>
+        <w:t xml:space="preserve">(Submit / WF 2, Judging / WF 1–3)</w:t>
       </w:r>
     </w:p>
     <w:p>
@@ -1335,6 +1798,63 @@
         <w:t xml:space="preserve">.</w:t>
       </w:r>
     </w:p>
+    <w:p>
+      <w:pPr>
+        <w:pStyle w:val="Compact"/>
+        <w:numPr>
+          <w:ilvl w:val="0"/>
+          <w:numId w:val="1007"/>
+        </w:numPr>
+      </w:pPr>
+      <w:r>
+        <w:rPr>
+          <w:rStyle w:val="VerbatimChar"/>
+        </w:rPr>
+        <w:t xml:space="preserve">DELETE /api/hackathons/:hid/projects/:projectId</w:t>
+      </w:r>
+      <w:r>
+        <w:t xml:space="preserve"> </w:t>
+      </w:r>
+      <w:r>
+        <w:t xml:space="preserve">— admin; deletes one project and its</w:t>
+      </w:r>
+      <w:r>
+        <w:t xml:space="preserve"> </w:t>
+      </w:r>
+      <w:r>
+        <w:t xml:space="preserve">participants/tracks/sponsors/scores.</w:t>
+      </w:r>
+      <w:r>
+        <w:t xml:space="preserve"> </w:t>
+      </w:r>
+      <w:r>
+        <w:rPr>
+          <w:rStyle w:val="VerbatimChar"/>
+        </w:rPr>
+        <w:t xml:space="preserve">403</w:t>
+      </w:r>
+      <w:r>
+        <w:t xml:space="preserve"> </w:t>
+      </w:r>
+      <w:r>
+        <w:t xml:space="preserve">non-admin;</w:t>
+      </w:r>
+      <w:r>
+        <w:t xml:space="preserve"> </w:t>
+      </w:r>
+      <w:r>
+        <w:rPr>
+          <w:rStyle w:val="VerbatimChar"/>
+        </w:rPr>
+        <w:t xml:space="preserve">404</w:t>
+      </w:r>
+      <w:r>
+        <w:t xml:space="preserve"> </w:t>
+      </w:r>
+      <w:r>
+        <w:t xml:space="preserve">unknown. (admin moderation)</w:t>
+      </w:r>
+    </w:p>
     <w:bookmarkEnd w:id="15"/>
     <w:bookmarkStart w:id="16" w:name="judging-per-hackathon-under-projects"/>
     <w:p>
@@ -1363,7 +1883,37 @@
         <w:t xml:space="preserve"> </w:t>
       </w:r>
       <w:r>
-        <w:t xml:space="preserve">— judge; the six criteria +</w:t>
+        <w:t xml:space="preserve">— judge; the five categories</w:t>
+      </w:r>
+      <w:r>
+        <w:t xml:space="preserve"> </w:t>
+      </w:r>
+      <w:r>
+        <w:rPr>
+          <w:rStyle w:val="VerbatimChar"/>
+        </w:rPr>
+        <w:t xml:space="preserve">{presentation, execution, innovation, impact, implementation}</w:t>
+      </w:r>
+      <w:r>
+        <w:t xml:space="preserve"> </w:t>
+      </w:r>
+      <w:r>
+        <w:t xml:space="preserve">(each 0–100), an optional</w:t>
+      </w:r>
+      <w:r>
+        <w:t xml:space="preserve"> </w:t>
+      </w:r>
+      <w:r>
+        <w:rPr>
+          <w:rStyle w:val="VerbatimChar"/>
+        </w:rPr>
+        <w:t xml:space="preserve">investment</w:t>
+      </w:r>
+      <w:r>
+        <w:t xml:space="preserve"> </w:t>
+      </w:r>
+      <w:r>
+        <w:t xml:space="preserve">(≥ 0, the judge’s would-be investment), and</w:t>
       </w:r>
       <w:r>
         <w:t xml:space="preserve"> </w:t>
@@ -1375,22 +1925,53 @@
         <w:t xml:space="preserve">comments</w:t>
       </w:r>
       <w:r>
-        <w:t xml:space="preserve">;</w:t>
-      </w:r>
-      <w:r>
-        <w:t xml:space="preserve"> </w:t>
-      </w:r>
-      <w:r>
-        <w:t xml:space="preserve">atomic upsert →</w:t>
-      </w:r>
-      <w:r>
-        <w:t xml:space="preserve"> </w:t>
-      </w:r>
-      <w:r>
-        <w:rPr>
-          <w:rStyle w:val="VerbatimChar"/>
-        </w:rPr>
-        <w:t xml:space="preserve">{total}</w:t>
+        <w:t xml:space="preserve">; atomic upsert.</w:t>
+      </w:r>
+      <w:r>
+        <w:t xml:space="preserve"> </w:t>
+      </w:r>
+      <w:r>
+        <w:rPr>
+          <w:rStyle w:val="VerbatimChar"/>
+        </w:rPr>
+        <w:t xml:space="preserve">total</w:t>
+      </w:r>
+      <w:r>
+        <w:t xml:space="preserve"> </w:t>
+      </w:r>
+      <w:r>
+        <w:t xml:space="preserve">is</w:t>
+      </w:r>
+      <w:r>
+        <w:t xml:space="preserve"> </w:t>
+      </w:r>
+      <w:r>
+        <w:t xml:space="preserve">the categories’</w:t>
+      </w:r>
+      <w:r>
+        <w:t xml:space="preserve"> </w:t>
+      </w:r>
+      <w:r>
+        <w:rPr>
+          <w:b/>
+          <w:bCs/>
+        </w:rPr>
+        <w:t xml:space="preserve">average</w:t>
+      </w:r>
+      <w:r>
+        <w:t xml:space="preserve"> </w:t>
+      </w:r>
+      <w:r>
+        <w:t xml:space="preserve">→</w:t>
+      </w:r>
+      <w:r>
+        <w:t xml:space="preserve"> </w:t>
+      </w:r>
+      <w:r>
+        <w:rPr>
+          <w:rStyle w:val="VerbatimChar"/>
+        </w:rPr>
+        <w:t xml:space="preserve">{total, investment}</w:t>
       </w:r>
       <w:r>
         <w:t xml:space="preserve">.</w:t>
@@ -1408,7 +1989,13 @@
         <w:t xml:space="preserve"> </w:t>
       </w:r>
       <w:r>
-        <w:t xml:space="preserve">out of range;</w:t>
+        <w:t xml:space="preserve">category out of range or negative</w:t>
+      </w:r>
+      <w:r>
+        <w:t xml:space="preserve"> </w:t>
+      </w:r>
+      <w:r>
+        <w:t xml:space="preserve">investment;</w:t>
       </w:r>
       <w:r>
         <w:t xml:space="preserve"> </w:t>
@@ -1438,7 +2025,7 @@
         <w:t xml:space="preserve"> </w:t>
       </w:r>
       <w:r>
-        <w:t xml:space="preserve">project. (Judging / WF 2)</w:t>
+        <w:t xml:space="preserve">project. (Judging / WF 1)</w:t>
       </w:r>
     </w:p>
     <w:p>
@@ -1474,7 +2061,28 @@
         <w:t xml:space="preserve"> </w:t>
       </w:r>
       <w:r>
-        <w:t xml:space="preserve">(admin sees all rows; a judge sees only their own).</w:t>
+        <w:t xml:space="preserve">where</w:t>
+      </w:r>
+      <w:r>
+        <w:t xml:space="preserve"> </w:t>
+      </w:r>
+      <w:r>
+        <w:rPr>
+          <w:rStyle w:val="VerbatimChar"/>
+        </w:rPr>
+        <w:t xml:space="preserve">average</w:t>
+      </w:r>
+      <w:r>
+        <w:t xml:space="preserve"> </w:t>
+      </w:r>
+      <w:r>
+        <w:t xml:space="preserve">is the mean of all judges’ totals (admin sees every row; a judge</w:t>
+      </w:r>
+      <w:r>
+        <w:t xml:space="preserve"> </w:t>
+      </w:r>
+      <w:r>
+        <w:t xml:space="preserve">sees only their own).</w:t>
       </w:r>
     </w:p>
     <w:bookmarkEnd w:id="16"/>
